--- a/course/day6/day3_tasks.docx
+++ b/course/day6/day3_tasks.docx
@@ -23,7 +23,7 @@
         <w:t xml:space="preserve">Задачи из реальных вступительных экзаменов в 8 класс Аничкова лицея (2006–2025).</w:t>
       </w:r>
       <w:r>
-        <w:br/>
+        <w:t xml:space="preserve"> </w:t>
       </w:r>
       <w:r>
         <w:t xml:space="preserve">Упрощение дробей, разложение на множители, функции.</w:t>
@@ -264,7 +264,7 @@
         <w:t xml:space="preserve">;</w:t>
       </w:r>
       <w:r>
-        <w:br/>
+        <w:t xml:space="preserve"> </w:t>
       </w:r>
       <w:r>
         <w:t xml:space="preserve">б) Найдите значение</w:t>
@@ -281,7 +281,7 @@
         <w:t xml:space="preserve">;</w:t>
       </w:r>
       <w:r>
-        <w:br/>
+        <w:t xml:space="preserve"> </w:t>
       </w:r>
       <w:r>
         <w:t xml:space="preserve">в) Найдите значение выражения</w:t>
@@ -580,7 +580,7 @@
         <w:t xml:space="preserve">;</w:t>
       </w:r>
       <w:r>
-        <w:br/>
+        <w:t xml:space="preserve"> </w:t>
       </w:r>
       <w:r>
         <w:t xml:space="preserve">б) Найдите значение</w:t>
@@ -597,7 +597,7 @@
         <w:t xml:space="preserve">;</w:t>
       </w:r>
       <w:r>
-        <w:br/>
+        <w:t xml:space="preserve"> </w:t>
       </w:r>
       <w:r>
         <w:t xml:space="preserve">в) Найдите значение выражения</w:t>
@@ -921,7 +921,7 @@
         <w:t xml:space="preserve">;</w:t>
       </w:r>
       <w:r>
-        <w:br/>
+        <w:t xml:space="preserve"> </w:t>
       </w:r>
       <w:r>
         <w:t xml:space="preserve">б) Найдите значение</w:t>
@@ -987,7 +987,7 @@
         <w:t xml:space="preserve">;</w:t>
       </w:r>
       <w:r>
-        <w:br/>
+        <w:t xml:space="preserve"> </w:t>
       </w:r>
       <w:r>
         <w:t xml:space="preserve">в) Зависит ли результат от</w:t>
@@ -1264,7 +1264,7 @@
         <w:t xml:space="preserve">;</w:t>
       </w:r>
       <w:r>
-        <w:br/>
+        <w:t xml:space="preserve"> </w:t>
       </w:r>
       <w:r>
         <w:t xml:space="preserve">б) Найдите значение</w:t>
@@ -1563,7 +1563,7 @@
         <w:t xml:space="preserve">;</w:t>
       </w:r>
       <w:r>
-        <w:br/>
+        <w:t xml:space="preserve"> </w:t>
       </w:r>
       <w:r>
         <w:t xml:space="preserve">б) Найдите значение</w:t>
@@ -1623,7 +1623,7 @@
         <w:t xml:space="preserve">;</w:t>
       </w:r>
       <w:r>
-        <w:br/>
+        <w:t xml:space="preserve"> </w:t>
       </w:r>
       <w:r>
         <w:t xml:space="preserve">в) Найдите значение</w:t>
@@ -3098,7 +3098,7 @@
         <w:t xml:space="preserve">.</w:t>
       </w:r>
       <w:r>
-        <w:br/>
+        <w:t xml:space="preserve"> </w:t>
       </w:r>
       <w:r>
         <w:t xml:space="preserve">б) При каком</w:t>
@@ -3150,7 +3150,7 @@
         <w:t xml:space="preserve">?</w:t>
       </w:r>
       <w:r>
-        <w:br/>
+        <w:t xml:space="preserve"> </w:t>
       </w:r>
       <w:r>
         <w:t xml:space="preserve">в) При</w:t>
@@ -3331,13 +3331,13 @@
         <w:t xml:space="preserve">.</w:t>
       </w:r>
       <w:r>
-        <w:br/>
+        <w:t xml:space="preserve"> </w:t>
       </w:r>
       <w:r>
         <w:t xml:space="preserve">б) Найдите точки пересечения каждой прямой с осями координат.</w:t>
       </w:r>
       <w:r>
-        <w:br/>
+        <w:t xml:space="preserve"> </w:t>
       </w:r>
       <w:r>
         <w:t xml:space="preserve">в) При каких</w:t>
